--- a/КР_МальцеваАА_ПРО41_10032025.docx
+++ b/КР_МальцеваАА_ПРО41_10032025.docx
@@ -1,6 +1,6 @@
 
 <file path=word/document.xml><?xml version="1.0" encoding="utf-8"?>
-<w:document xmlns:o="urn:schemas-microsoft-com:office:office" xmlns:r="http://schemas.openxmlformats.org/officeDocument/2006/relationships" xmlns:v="urn:schemas-microsoft-com:vml" xmlns:w="http://schemas.openxmlformats.org/wordprocessingml/2006/main" xmlns:w10="urn:schemas-microsoft-com:office:word" xmlns:wp="http://schemas.openxmlformats.org/drawingml/2006/wordprocessingDrawing" xmlns:pic="http://schemas.openxmlformats.org/drawingml/2006/picture" xmlns:wps="http://schemas.microsoft.com/office/word/2010/wordprocessingShape" xmlns:wpg="http://schemas.microsoft.com/office/word/2010/wordprocessingGroup" xmlns:mc="http://schemas.openxmlformats.org/markup-compatibility/2006" xmlns:wp14="http://schemas.microsoft.com/office/word/2010/wordprocessingDrawing" xmlns:w14="http://schemas.microsoft.com/office/word/2010/wordml" xmlns:w15="http://schemas.microsoft.com/office/word/2012/wordml" mc:Ignorable="w14 wp14 w15">
+<w:document xmlns:o="urn:schemas-microsoft-com:office:office" xmlns:r="http://schemas.openxmlformats.org/officeDocument/2006/relationships" xmlns:v="urn:schemas-microsoft-com:vml" xmlns:w="http://schemas.openxmlformats.org/wordprocessingml/2006/main" xmlns:w10="urn:schemas-microsoft-com:office:word" xmlns:wp="http://schemas.openxmlformats.org/drawingml/2006/wordprocessingDrawing" xmlns:wps="http://schemas.microsoft.com/office/word/2010/wordprocessingShape" xmlns:wpg="http://schemas.microsoft.com/office/word/2010/wordprocessingGroup" xmlns:mc="http://schemas.openxmlformats.org/markup-compatibility/2006" xmlns:wp14="http://schemas.microsoft.com/office/word/2010/wordprocessingDrawing" xmlns:w14="http://schemas.microsoft.com/office/word/2010/wordml" xmlns:w15="http://schemas.microsoft.com/office/word/2012/wordml" mc:Ignorable="w14 wp14 w15">
   <w:body>
     <w:p>
       <w:pPr>
@@ -265,28 +265,7 @@
           <w:sz w:val="36"/>
           <w:szCs w:val="36"/>
         </w:rPr>
-        <w:t xml:space="preserve">ТЕМА: «Разработка </w:t>
-      </w:r>
-      <w:r>
-        <w:rPr>
-          <w:sz w:val="36"/>
-          <w:szCs w:val="36"/>
-        </w:rPr>
-        <w:t>веб-</w:t>
-      </w:r>
-      <w:r>
-        <w:rPr>
-          <w:sz w:val="36"/>
-          <w:szCs w:val="36"/>
-        </w:rPr>
-        <w:t>приложения учета заявок по неисправностям техники в ГБУЗ РХ «АМКБ»</w:t>
-      </w:r>
-      <w:r>
-        <w:rPr>
-          <w:sz w:val="36"/>
-          <w:szCs w:val="36"/>
-        </w:rPr>
-        <w:t>»</w:t>
+        <w:t>ТЕМА: «Разработка приложения для учета заявок по неисправностям техники в ГБУЗ РХ «АМКБ»»</w:t>
       </w:r>
     </w:p>
     <w:p>
@@ -858,6 +837,7 @@
           <w:ilvl w:val="0"/>
           <w:numId w:val="0"/>
         </w:numPr>
+        <w:ind w:hanging="0" w:left="0"/>
         <w:jc w:val="center"/>
         <w:outlineLvl w:val="0"/>
         <w:rPr>
@@ -879,6 +859,7 @@
           <w:ilvl w:val="0"/>
           <w:numId w:val="0"/>
         </w:numPr>
+        <w:ind w:hanging="0" w:left="0"/>
         <w:jc w:val="center"/>
         <w:outlineLvl w:val="0"/>
         <w:rPr>
@@ -899,8 +880,8 @@
         <w:jc w:val="center"/>
         <w:rPr/>
       </w:pPr>
-      <w:bookmarkStart w:id="0" w:name="_Toc192767456"/>
-      <w:bookmarkStart w:id="1" w:name="_Toc192767315"/>
+      <w:bookmarkStart w:id="0" w:name="_Toc192767315"/>
+      <w:bookmarkStart w:id="1" w:name="_Toc192767456"/>
       <w:r>
         <w:rPr/>
         <w:t>ЗАДАНИЕ</w:t>
@@ -945,8 +926,8 @@
           <w:u w:val="single"/>
         </w:rPr>
       </w:pPr>
-      <w:bookmarkStart w:id="2" w:name="_Toc192767457"/>
-      <w:bookmarkStart w:id="3" w:name="_Toc192767316"/>
+      <w:bookmarkStart w:id="2" w:name="_Toc192767316"/>
+      <w:bookmarkStart w:id="3" w:name="_Toc192767457"/>
       <w:r>
         <w:rPr/>
         <w:t>Студента</w:t>
@@ -969,8 +950,8 @@
         <w:pStyle w:val="Normal"/>
         <w:rPr/>
       </w:pPr>
-      <w:bookmarkStart w:id="4" w:name="_Toc192767458"/>
-      <w:bookmarkStart w:id="5" w:name="_Toc192767317"/>
+      <w:bookmarkStart w:id="4" w:name="_Toc192767317"/>
+      <w:bookmarkStart w:id="5" w:name="_Toc192767458"/>
       <w:r>
         <w:rPr/>
         <w:t>4 курса, группы ИС(ПРО)-41</w:t>
@@ -1017,14 +998,14 @@
         <w:rPr>
           <w:rFonts w:ascii="Times New Roman" w:hAnsi="Times New Roman"/>
         </w:rPr>
-        <w:t>Тема курсовой работы:«Разработка веб-приложения учета заявок по неисправностям техники в ГБУЗ РХ «АМКБ»»</w:t>
+        <w:t>Тема курсовой работы:</w:t>
       </w:r>
       <w:r>
         <w:rPr>
           <w:rFonts w:ascii="Times New Roman" w:hAnsi="Times New Roman"/>
           <w:u w:val="single"/>
         </w:rPr>
-        <w:t>.</w:t>
+        <w:t>«Разработка приложения для учета заявок по неисправностям техники в ГБУЗ РХ «АМКБ»</w:t>
       </w:r>
     </w:p>
     <w:p>
@@ -1507,7 +1488,8 @@
     <w:p>
       <w:pPr>
         <w:pStyle w:val="Normal"/>
-        <w:spacing w:before="0" w:after="0"/>
+        <w:spacing w:lineRule="auto" w:line="360" w:before="113" w:after="0"/>
+        <w:jc w:val="center"/>
         <w:rPr>
           <w:color w:val="FFFFFF"/>
           <w:sz w:val="22"/>
@@ -1535,11 +1517,9 @@
             <w:pStyle w:val="TOC1"/>
             <w:tabs>
               <w:tab w:val="clear" w:pos="708"/>
-              <w:tab w:val="right" w:pos="9750" w:leader="dot"/>
+              <w:tab w:val="right" w:pos="9752" w:leader="dot"/>
             </w:tabs>
-            <w:rPr>
-              <w:rStyle w:val="Hyperlink"/>
-            </w:rPr>
+            <w:rPr/>
           </w:pPr>
           <w:r>
             <w:fldChar w:fldCharType="begin"/>
@@ -1558,25 +1538,7 @@
             </w:rPr>
             <w:fldChar w:fldCharType="separate"/>
           </w:r>
-          <w:hyperlink w:anchor="_Toc1587151272">
-            <w:r>
-              <w:rPr>
-                <w:webHidden/>
-              </w:rPr>
-              <w:fldChar w:fldCharType="begin"/>
-            </w:r>
-            <w:r>
-              <w:rPr>
-                <w:webHidden/>
-              </w:rPr>
-              <w:instrText xml:space="preserve">PAGEREF _Toc1587151272 \h</w:instrText>
-            </w:r>
-            <w:r>
-              <w:rPr>
-                <w:webHidden/>
-              </w:rPr>
-              <w:fldChar w:fldCharType="separate"/>
-            </w:r>
+          <w:hyperlink w:anchor="__RefHeading___Toc1052_1288035551">
             <w:r>
               <w:rPr>
                 <w:webHidden/>
@@ -1584,13 +1546,7 @@
               </w:rPr>
               <w:t>1 Общая часть</w:t>
               <w:tab/>
-              <w:t>5</w:t>
-            </w:r>
-            <w:r>
-              <w:rPr>
-                <w:webHidden/>
-              </w:rPr>
-              <w:fldChar w:fldCharType="end"/>
+              <w:t>8</w:t>
             </w:r>
           </w:hyperlink>
         </w:p>
@@ -1599,43 +1555,32 @@
             <w:pStyle w:val="TOC2"/>
             <w:tabs>
               <w:tab w:val="clear" w:pos="708"/>
-              <w:tab w:val="right" w:pos="9750" w:leader="dot"/>
+              <w:tab w:val="right" w:pos="9752" w:leader="dot"/>
             </w:tabs>
             <w:rPr/>
           </w:pPr>
-          <w:hyperlink w:anchor="_Toc821780914">
-            <w:r>
-              <w:rPr>
-                <w:webHidden/>
-              </w:rPr>
-              <w:fldChar w:fldCharType="begin"/>
-            </w:r>
-            <w:r>
-              <w:rPr>
-                <w:webHidden/>
-              </w:rPr>
-              <w:instrText xml:space="preserve">PAGEREF _Toc821780914 \h</w:instrText>
-            </w:r>
-            <w:r>
-              <w:rPr>
-                <w:webHidden/>
-              </w:rPr>
-              <w:fldChar w:fldCharType="separate"/>
-            </w:r>
+          <w:hyperlink w:anchor="__RefHeading___Toc1054_1288035551">
             <w:r>
               <w:rPr>
                 <w:webHidden/>
                 <w:rStyle w:val="Style13"/>
+                <w:i w:val="false"/>
               </w:rPr>
-              <w:t>1.1 Описание проектируемой предметной области</w:t>
-              <w:tab/>
-              <w:t>6</w:t>
+              <w:t xml:space="preserve">1.1 </w:t>
             </w:r>
             <w:r>
               <w:rPr>
-                <w:webHidden/>
+                <w:rStyle w:val="Style13"/>
+                <w:i w:val="false"/>
               </w:rPr>
-              <w:fldChar w:fldCharType="end"/>
+              <w:t>Описание проектируемой предметной области</w:t>
+            </w:r>
+            <w:r>
+              <w:rPr>
+                <w:rStyle w:val="Style13"/>
+              </w:rPr>
+              <w:tab/>
+              <w:t>8</w:t>
             </w:r>
           </w:hyperlink>
         </w:p>
@@ -1644,43 +1589,25 @@
             <w:pStyle w:val="TOC2"/>
             <w:tabs>
               <w:tab w:val="clear" w:pos="708"/>
-              <w:tab w:val="right" w:pos="9750" w:leader="dot"/>
+              <w:tab w:val="right" w:pos="9752" w:leader="dot"/>
             </w:tabs>
             <w:rPr/>
           </w:pPr>
-          <w:hyperlink w:anchor="_Toc309693084">
-            <w:r>
-              <w:rPr>
-                <w:webHidden/>
-              </w:rPr>
-              <w:fldChar w:fldCharType="begin"/>
-            </w:r>
-            <w:r>
-              <w:rPr>
-                <w:webHidden/>
-              </w:rPr>
-              <w:instrText xml:space="preserve">PAGEREF _Toc309693084 \h</w:instrText>
-            </w:r>
-            <w:r>
-              <w:rPr>
-                <w:webHidden/>
-              </w:rPr>
-              <w:fldChar w:fldCharType="separate"/>
-            </w:r>
+          <w:hyperlink w:anchor="__RefHeading___Toc1056_1288035551">
             <w:r>
               <w:rPr>
                 <w:webHidden/>
                 <w:rStyle w:val="Style13"/>
+                <w:i w:val="false"/>
               </w:rPr>
               <w:t>1.2 Анализ существующих решений</w:t>
-              <w:tab/>
-              <w:t>6</w:t>
             </w:r>
             <w:r>
               <w:rPr>
-                <w:webHidden/>
+                <w:rStyle w:val="Style13"/>
               </w:rPr>
-              <w:fldChar w:fldCharType="end"/>
+              <w:tab/>
+              <w:t>9</w:t>
             </w:r>
           </w:hyperlink>
         </w:p>
@@ -1689,43 +1616,25 @@
             <w:pStyle w:val="TOC2"/>
             <w:tabs>
               <w:tab w:val="clear" w:pos="708"/>
-              <w:tab w:val="right" w:pos="9750" w:leader="dot"/>
+              <w:tab w:val="right" w:pos="9752" w:leader="dot"/>
             </w:tabs>
             <w:rPr/>
           </w:pPr>
-          <w:hyperlink w:anchor="_Toc556783649">
-            <w:r>
-              <w:rPr>
-                <w:webHidden/>
-              </w:rPr>
-              <w:fldChar w:fldCharType="begin"/>
-            </w:r>
-            <w:r>
-              <w:rPr>
-                <w:webHidden/>
-              </w:rPr>
-              <w:instrText xml:space="preserve">PAGEREF _Toc556783649 \h</w:instrText>
-            </w:r>
-            <w:r>
-              <w:rPr>
-                <w:webHidden/>
-              </w:rPr>
-              <w:fldChar w:fldCharType="separate"/>
-            </w:r>
+          <w:hyperlink w:anchor="__RefHeading___Toc1058_1288035551">
             <w:r>
               <w:rPr>
                 <w:webHidden/>
                 <w:rStyle w:val="Style13"/>
+                <w:i w:val="false"/>
               </w:rPr>
               <w:t>2.1 Проектирование функциональной архитектуры программного средства</w:t>
-              <w:tab/>
-              <w:t>7</w:t>
             </w:r>
             <w:r>
               <w:rPr>
-                <w:webHidden/>
+                <w:rStyle w:val="Style13"/>
               </w:rPr>
-              <w:fldChar w:fldCharType="end"/>
+              <w:tab/>
+              <w:t>14</w:t>
             </w:r>
           </w:hyperlink>
         </w:p>
@@ -1734,43 +1643,25 @@
             <w:pStyle w:val="TOC2"/>
             <w:tabs>
               <w:tab w:val="clear" w:pos="708"/>
-              <w:tab w:val="right" w:pos="9750" w:leader="dot"/>
+              <w:tab w:val="right" w:pos="9752" w:leader="dot"/>
             </w:tabs>
             <w:rPr/>
           </w:pPr>
-          <w:hyperlink w:anchor="_Toc581154945">
-            <w:r>
-              <w:rPr>
-                <w:webHidden/>
-              </w:rPr>
-              <w:fldChar w:fldCharType="begin"/>
-            </w:r>
-            <w:r>
-              <w:rPr>
-                <w:webHidden/>
-              </w:rPr>
-              <w:instrText xml:space="preserve">PAGEREF _Toc581154945 \h</w:instrText>
-            </w:r>
-            <w:r>
-              <w:rPr>
-                <w:webHidden/>
-              </w:rPr>
-              <w:fldChar w:fldCharType="separate"/>
-            </w:r>
+          <w:hyperlink w:anchor="__RefHeading___Toc1060_1288035551">
             <w:r>
               <w:rPr>
                 <w:webHidden/>
                 <w:rStyle w:val="Style13"/>
+                <w:i w:val="false"/>
               </w:rPr>
               <w:t>2.2 Проектирование структуры базы данных</w:t>
-              <w:tab/>
-              <w:t>7</w:t>
             </w:r>
             <w:r>
               <w:rPr>
-                <w:webHidden/>
+                <w:rStyle w:val="Style13"/>
               </w:rPr>
-              <w:fldChar w:fldCharType="end"/>
+              <w:tab/>
+              <w:t>14</w:t>
             </w:r>
           </w:hyperlink>
         </w:p>
@@ -1779,43 +1670,25 @@
             <w:pStyle w:val="TOC2"/>
             <w:tabs>
               <w:tab w:val="clear" w:pos="708"/>
-              <w:tab w:val="right" w:pos="9750" w:leader="dot"/>
+              <w:tab w:val="right" w:pos="9752" w:leader="dot"/>
             </w:tabs>
             <w:rPr/>
           </w:pPr>
-          <w:hyperlink w:anchor="_Toc655361585">
-            <w:r>
-              <w:rPr>
-                <w:webHidden/>
-              </w:rPr>
-              <w:fldChar w:fldCharType="begin"/>
-            </w:r>
-            <w:r>
-              <w:rPr>
-                <w:webHidden/>
-              </w:rPr>
-              <w:instrText xml:space="preserve">PAGEREF _Toc655361585 \h</w:instrText>
-            </w:r>
-            <w:r>
-              <w:rPr>
-                <w:webHidden/>
-              </w:rPr>
-              <w:fldChar w:fldCharType="separate"/>
-            </w:r>
+          <w:hyperlink w:anchor="__RefHeading___Toc1062_1288035551">
             <w:r>
               <w:rPr>
                 <w:webHidden/>
                 <w:rStyle w:val="Style13"/>
+                <w:i w:val="false"/>
               </w:rPr>
               <w:t>2.3 Формирование спецификации требований программного средства</w:t>
-              <w:tab/>
-              <w:t>7</w:t>
             </w:r>
             <w:r>
               <w:rPr>
-                <w:webHidden/>
+                <w:rStyle w:val="Style13"/>
               </w:rPr>
-              <w:fldChar w:fldCharType="end"/>
+              <w:tab/>
+              <w:t>15</w:t>
             </w:r>
           </w:hyperlink>
         </w:p>
@@ -1824,29 +1697,11 @@
             <w:pStyle w:val="TOC1"/>
             <w:tabs>
               <w:tab w:val="clear" w:pos="708"/>
-              <w:tab w:val="right" w:pos="9750" w:leader="dot"/>
+              <w:tab w:val="right" w:pos="9752" w:leader="dot"/>
             </w:tabs>
             <w:rPr/>
           </w:pPr>
-          <w:hyperlink w:anchor="_Toc522317531">
-            <w:r>
-              <w:rPr>
-                <w:webHidden/>
-              </w:rPr>
-              <w:fldChar w:fldCharType="begin"/>
-            </w:r>
-            <w:r>
-              <w:rPr>
-                <w:webHidden/>
-              </w:rPr>
-              <w:instrText xml:space="preserve">PAGEREF _Toc522317531 \h</w:instrText>
-            </w:r>
-            <w:r>
-              <w:rPr>
-                <w:webHidden/>
-              </w:rPr>
-              <w:fldChar w:fldCharType="separate"/>
-            </w:r>
+          <w:hyperlink w:anchor="__RefHeading___Toc1064_1288035551">
             <w:r>
               <w:rPr>
                 <w:webHidden/>
@@ -1854,13 +1709,7 @@
               </w:rPr>
               <w:t>3 Разработка программного модуля</w:t>
               <w:tab/>
-              <w:t>7</w:t>
-            </w:r>
-            <w:r>
-              <w:rPr>
-                <w:webHidden/>
-              </w:rPr>
-              <w:fldChar w:fldCharType="end"/>
+              <w:t>16</w:t>
             </w:r>
           </w:hyperlink>
         </w:p>
@@ -1869,43 +1718,25 @@
             <w:pStyle w:val="TOC2"/>
             <w:tabs>
               <w:tab w:val="clear" w:pos="708"/>
-              <w:tab w:val="right" w:pos="9750" w:leader="dot"/>
+              <w:tab w:val="right" w:pos="9752" w:leader="dot"/>
             </w:tabs>
             <w:rPr/>
           </w:pPr>
-          <w:hyperlink w:anchor="_Toc1459103984">
-            <w:r>
-              <w:rPr>
-                <w:webHidden/>
-              </w:rPr>
-              <w:fldChar w:fldCharType="begin"/>
-            </w:r>
-            <w:r>
-              <w:rPr>
-                <w:webHidden/>
-              </w:rPr>
-              <w:instrText xml:space="preserve">PAGEREF _Toc1459103984 \h</w:instrText>
-            </w:r>
-            <w:r>
-              <w:rPr>
-                <w:webHidden/>
-              </w:rPr>
-              <w:fldChar w:fldCharType="separate"/>
-            </w:r>
+          <w:hyperlink w:anchor="__RefHeading___Toc1066_1288035551">
             <w:r>
               <w:rPr>
                 <w:webHidden/>
                 <w:rStyle w:val="Style13"/>
+                <w:i w:val="false"/>
               </w:rPr>
               <w:t>3.1 Разработка объектов базы данных в выбранной СУБД</w:t>
-              <w:tab/>
-              <w:t>7</w:t>
             </w:r>
             <w:r>
               <w:rPr>
-                <w:webHidden/>
+                <w:rStyle w:val="Style13"/>
               </w:rPr>
-              <w:fldChar w:fldCharType="end"/>
+              <w:tab/>
+              <w:t>16</w:t>
             </w:r>
           </w:hyperlink>
         </w:p>
@@ -1914,43 +1745,25 @@
             <w:pStyle w:val="TOC2"/>
             <w:tabs>
               <w:tab w:val="clear" w:pos="708"/>
-              <w:tab w:val="right" w:pos="9750" w:leader="dot"/>
+              <w:tab w:val="right" w:pos="9752" w:leader="dot"/>
             </w:tabs>
             <w:rPr/>
           </w:pPr>
-          <w:hyperlink w:anchor="_Toc1526728651">
-            <w:r>
-              <w:rPr>
-                <w:webHidden/>
-              </w:rPr>
-              <w:fldChar w:fldCharType="begin"/>
-            </w:r>
-            <w:r>
-              <w:rPr>
-                <w:webHidden/>
-              </w:rPr>
-              <w:instrText xml:space="preserve">PAGEREF _Toc1526728651 \h</w:instrText>
-            </w:r>
-            <w:r>
-              <w:rPr>
-                <w:webHidden/>
-              </w:rPr>
-              <w:fldChar w:fldCharType="separate"/>
-            </w:r>
+          <w:hyperlink w:anchor="__RefHeading___Toc1068_1288035551">
             <w:r>
               <w:rPr>
                 <w:webHidden/>
                 <w:rStyle w:val="Style13"/>
+                <w:i w:val="false"/>
               </w:rPr>
               <w:t>3.2 Разработка функциональной архитектуры программного средства</w:t>
-              <w:tab/>
-              <w:t>7</w:t>
             </w:r>
             <w:r>
               <w:rPr>
-                <w:webHidden/>
+                <w:rStyle w:val="Style13"/>
               </w:rPr>
-              <w:fldChar w:fldCharType="end"/>
+              <w:tab/>
+              <w:t>16</w:t>
             </w:r>
           </w:hyperlink>
         </w:p>
@@ -1959,29 +1772,11 @@
             <w:pStyle w:val="TOC1"/>
             <w:tabs>
               <w:tab w:val="clear" w:pos="708"/>
-              <w:tab w:val="right" w:pos="9750" w:leader="dot"/>
+              <w:tab w:val="right" w:pos="9752" w:leader="dot"/>
             </w:tabs>
             <w:rPr/>
           </w:pPr>
-          <w:hyperlink w:anchor="_Toc2029306423">
-            <w:r>
-              <w:rPr>
-                <w:webHidden/>
-              </w:rPr>
-              <w:fldChar w:fldCharType="begin"/>
-            </w:r>
-            <w:r>
-              <w:rPr>
-                <w:webHidden/>
-              </w:rPr>
-              <w:instrText xml:space="preserve">PAGEREF _Toc2029306423 \h</w:instrText>
-            </w:r>
-            <w:r>
-              <w:rPr>
-                <w:webHidden/>
-              </w:rPr>
-              <w:fldChar w:fldCharType="separate"/>
-            </w:r>
+          <w:hyperlink w:anchor="__RefHeading___Toc1070_1288035551">
             <w:r>
               <w:rPr>
                 <w:webHidden/>
@@ -1989,13 +1784,7 @@
               </w:rPr>
               <w:t>4 Тестирование программного модуля</w:t>
               <w:tab/>
-              <w:t>7</w:t>
-            </w:r>
-            <w:r>
-              <w:rPr>
-                <w:webHidden/>
-              </w:rPr>
-              <w:fldChar w:fldCharType="end"/>
+              <w:t>16</w:t>
             </w:r>
           </w:hyperlink>
         </w:p>
@@ -2004,43 +1793,25 @@
             <w:pStyle w:val="TOC2"/>
             <w:tabs>
               <w:tab w:val="clear" w:pos="708"/>
-              <w:tab w:val="right" w:pos="9750" w:leader="dot"/>
+              <w:tab w:val="right" w:pos="9752" w:leader="dot"/>
             </w:tabs>
             <w:rPr/>
           </w:pPr>
-          <w:hyperlink w:anchor="_Toc1691673834">
-            <w:r>
-              <w:rPr>
-                <w:webHidden/>
-              </w:rPr>
-              <w:fldChar w:fldCharType="begin"/>
-            </w:r>
-            <w:r>
-              <w:rPr>
-                <w:webHidden/>
-              </w:rPr>
-              <w:instrText xml:space="preserve">PAGEREF _Toc1691673834 \h</w:instrText>
-            </w:r>
-            <w:r>
-              <w:rPr>
-                <w:webHidden/>
-              </w:rPr>
-              <w:fldChar w:fldCharType="separate"/>
-            </w:r>
+          <w:hyperlink w:anchor="__RefHeading___Toc1072_1288035551">
             <w:r>
               <w:rPr>
                 <w:webHidden/>
                 <w:rStyle w:val="Style13"/>
+                <w:i w:val="false"/>
               </w:rPr>
               <w:t>4.1 Разработка тест-кейсов</w:t>
-              <w:tab/>
-              <w:t>7</w:t>
             </w:r>
             <w:r>
               <w:rPr>
-                <w:webHidden/>
+                <w:rStyle w:val="Style13"/>
               </w:rPr>
-              <w:fldChar w:fldCharType="end"/>
+              <w:tab/>
+              <w:t>16</w:t>
             </w:r>
           </w:hyperlink>
         </w:p>
@@ -2049,43 +1820,25 @@
             <w:pStyle w:val="TOC2"/>
             <w:tabs>
               <w:tab w:val="clear" w:pos="708"/>
-              <w:tab w:val="right" w:pos="9750" w:leader="dot"/>
+              <w:tab w:val="right" w:pos="9752" w:leader="dot"/>
             </w:tabs>
             <w:rPr/>
           </w:pPr>
-          <w:hyperlink w:anchor="_Toc1947498387">
-            <w:r>
-              <w:rPr>
-                <w:webHidden/>
-              </w:rPr>
-              <w:fldChar w:fldCharType="begin"/>
-            </w:r>
-            <w:r>
-              <w:rPr>
-                <w:webHidden/>
-              </w:rPr>
-              <w:instrText xml:space="preserve">PAGEREF _Toc1947498387 \h</w:instrText>
-            </w:r>
-            <w:r>
-              <w:rPr>
-                <w:webHidden/>
-              </w:rPr>
-              <w:fldChar w:fldCharType="separate"/>
-            </w:r>
+          <w:hyperlink w:anchor="__RefHeading___Toc1074_1288035551">
             <w:r>
               <w:rPr>
                 <w:webHidden/>
                 <w:rStyle w:val="Style13"/>
+                <w:i w:val="false"/>
               </w:rPr>
               <w:t>4.2 Проведение модульного тестирования</w:t>
-              <w:tab/>
-              <w:t>7</w:t>
             </w:r>
             <w:r>
               <w:rPr>
-                <w:webHidden/>
+                <w:rStyle w:val="Style13"/>
               </w:rPr>
-              <w:fldChar w:fldCharType="end"/>
+              <w:tab/>
+              <w:t>16</w:t>
             </w:r>
           </w:hyperlink>
         </w:p>
@@ -2094,29 +1847,11 @@
             <w:pStyle w:val="TOC1"/>
             <w:tabs>
               <w:tab w:val="clear" w:pos="708"/>
-              <w:tab w:val="right" w:pos="9750" w:leader="dot"/>
+              <w:tab w:val="right" w:pos="9752" w:leader="dot"/>
             </w:tabs>
             <w:rPr/>
           </w:pPr>
-          <w:hyperlink w:anchor="_Toc710051062">
-            <w:r>
-              <w:rPr>
-                <w:webHidden/>
-              </w:rPr>
-              <w:fldChar w:fldCharType="begin"/>
-            </w:r>
-            <w:r>
-              <w:rPr>
-                <w:webHidden/>
-              </w:rPr>
-              <w:instrText xml:space="preserve">PAGEREF _Toc710051062 \h</w:instrText>
-            </w:r>
-            <w:r>
-              <w:rPr>
-                <w:webHidden/>
-              </w:rPr>
-              <w:fldChar w:fldCharType="separate"/>
-            </w:r>
+          <w:hyperlink w:anchor="__RefHeading___Toc1076_1288035551">
             <w:r>
               <w:rPr>
                 <w:webHidden/>
@@ -2124,13 +1859,7 @@
               </w:rPr>
               <w:t>Заключение</w:t>
               <w:tab/>
-              <w:t>7</w:t>
-            </w:r>
-            <w:r>
-              <w:rPr>
-                <w:webHidden/>
-              </w:rPr>
-              <w:fldChar w:fldCharType="end"/>
+              <w:t>17</w:t>
             </w:r>
           </w:hyperlink>
         </w:p>
@@ -2139,29 +1868,11 @@
             <w:pStyle w:val="TOC1"/>
             <w:tabs>
               <w:tab w:val="clear" w:pos="708"/>
-              <w:tab w:val="right" w:pos="9750" w:leader="dot"/>
+              <w:tab w:val="right" w:pos="9752" w:leader="dot"/>
             </w:tabs>
             <w:rPr/>
           </w:pPr>
-          <w:hyperlink w:anchor="_Toc1067839410">
-            <w:r>
-              <w:rPr>
-                <w:webHidden/>
-              </w:rPr>
-              <w:fldChar w:fldCharType="begin"/>
-            </w:r>
-            <w:r>
-              <w:rPr>
-                <w:webHidden/>
-              </w:rPr>
-              <w:instrText xml:space="preserve">PAGEREF _Toc1067839410 \h</w:instrText>
-            </w:r>
-            <w:r>
-              <w:rPr>
-                <w:webHidden/>
-              </w:rPr>
-              <w:fldChar w:fldCharType="separate"/>
-            </w:r>
+          <w:hyperlink w:anchor="__RefHeading___Toc1078_1288035551">
             <w:r>
               <w:rPr>
                 <w:webHidden/>
@@ -2169,13 +1880,7 @@
               </w:rPr>
               <w:t>Список использованных источников</w:t>
               <w:tab/>
-              <w:t>7</w:t>
-            </w:r>
-            <w:r>
-              <w:rPr>
-                <w:webHidden/>
-              </w:rPr>
-              <w:fldChar w:fldCharType="end"/>
+              <w:t>18</w:t>
             </w:r>
           </w:hyperlink>
         </w:p>
@@ -2184,43 +1889,19 @@
             <w:pStyle w:val="TOC1"/>
             <w:tabs>
               <w:tab w:val="clear" w:pos="708"/>
-              <w:tab w:val="right" w:pos="9750" w:leader="dot"/>
+              <w:tab w:val="right" w:pos="9752" w:leader="dot"/>
             </w:tabs>
             <w:rPr/>
           </w:pPr>
-          <w:hyperlink w:anchor="_Toc655720913">
-            <w:r>
-              <w:rPr>
-                <w:webHidden/>
-              </w:rPr>
-              <w:fldChar w:fldCharType="begin"/>
-            </w:r>
-            <w:r>
-              <w:rPr>
-                <w:webHidden/>
-              </w:rPr>
-              <w:instrText xml:space="preserve">PAGEREF _Toc655720913 \h</w:instrText>
-            </w:r>
-            <w:r>
-              <w:rPr>
-                <w:webHidden/>
-              </w:rPr>
-              <w:fldChar w:fldCharType="separate"/>
-            </w:r>
+          <w:hyperlink w:anchor="__RefHeading___Toc1080_1288035551">
             <w:r>
               <w:rPr>
                 <w:webHidden/>
                 <w:rStyle w:val="Style13"/>
               </w:rPr>
-              <w:t>Приложения</w:t>
+              <w:t>Приложение А</w:t>
               <w:tab/>
-              <w:t>7</w:t>
-            </w:r>
-            <w:r>
-              <w:rPr>
-                <w:webHidden/>
-              </w:rPr>
-              <w:fldChar w:fldCharType="end"/>
+              <w:t>19</w:t>
             </w:r>
           </w:hyperlink>
         </w:p>
@@ -2229,43 +1910,19 @@
             <w:pStyle w:val="TOC2"/>
             <w:tabs>
               <w:tab w:val="clear" w:pos="708"/>
-              <w:tab w:val="right" w:pos="9750" w:leader="dot"/>
+              <w:tab w:val="right" w:pos="9752" w:leader="dot"/>
             </w:tabs>
             <w:rPr/>
           </w:pPr>
-          <w:hyperlink w:anchor="_Toc2135611705">
-            <w:r>
-              <w:rPr>
-                <w:webHidden/>
-              </w:rPr>
-              <w:fldChar w:fldCharType="begin"/>
-            </w:r>
-            <w:r>
-              <w:rPr>
-                <w:webHidden/>
-              </w:rPr>
-              <w:instrText xml:space="preserve">PAGEREF _Toc2135611705 \h</w:instrText>
-            </w:r>
-            <w:r>
-              <w:rPr>
-                <w:webHidden/>
-              </w:rPr>
-              <w:fldChar w:fldCharType="separate"/>
-            </w:r>
+          <w:hyperlink w:anchor="__RefHeading___Toc1846_2175425561">
             <w:r>
               <w:rPr>
                 <w:webHidden/>
                 <w:rStyle w:val="Style13"/>
               </w:rPr>
-              <w:t>Ссылка на систему контроля версий</w:t>
+              <w:t>Система контроля версий</w:t>
               <w:tab/>
-              <w:t>8</w:t>
-            </w:r>
-            <w:r>
-              <w:rPr>
-                <w:webHidden/>
-              </w:rPr>
-              <w:fldChar w:fldCharType="end"/>
+              <w:t>19</w:t>
             </w:r>
           </w:hyperlink>
           <w:r>
@@ -2284,13 +1941,19 @@
           <w:tab w:val="clear" w:pos="708"/>
           <w:tab w:val="right" w:pos="9742" w:leader="dot"/>
         </w:tabs>
-        <w:rPr/>
+        <w:jc w:val="center"/>
+        <w:rPr>
+          <w:b/>
+          <w:bCs/>
+        </w:rPr>
       </w:pPr>
       <w:r>
         <w:br w:type="page"/>
       </w:r>
       <w:r>
         <w:rPr>
+          <w:b/>
+          <w:bCs/>
           <w:caps/>
           <w:sz w:val="28"/>
           <w:szCs w:val="28"/>
@@ -2329,7 +1992,7 @@
       </w:pPr>
       <w:r>
         <w:rPr/>
-        <w:t>Объект исследования: предметная область «Разработка веб-приложения учета заявок по неисправностям техники в ГБУЗ РХ «АМКБ»».</w:t>
+        <w:t>Объект исследования: предметная область «Разработка приложения для учета заявок по неисправностям техники в ГБУЗ РХ «АМКБ»».</w:t>
       </w:r>
     </w:p>
     <w:p>
@@ -2346,7 +2009,7 @@
       </w:pPr>
       <w:r>
         <w:rPr/>
-        <w:t>Предмет исследования: разработка объекта исследования «Разработка веб-приложения учета заявок по неисправностям техники в ГБУЗ РХ «АМКБ»».</w:t>
+        <w:t>Предмет исследования: разработка объекта исследования ««Разработка приложения для учета заявок по неисправностям техники в ГБУЗ РХ «АМКБ»».</w:t>
       </w:r>
     </w:p>
     <w:p>
@@ -2932,15 +2595,7 @@
       </w:pPr>
       <w:r>
         <w:rPr/>
-        <w:t>Раздел «Тестирование программного модуля» содержит информацию о разработанных тест-кейсах с использованием специального инструментального средства для разработанного программного модуля с описанием и представленными тест-кейс</w:t>
-      </w:r>
-      <w:r>
-        <w:rPr/>
-        <w:t>ами</w:t>
-      </w:r>
-      <w:r>
-        <w:rPr/>
-        <w:t>.</w:t>
+        <w:t>Раздел «Тестирование программного модуля» содержит информацию о разработанных тест-кейсах с использованием специального инструментального средства для разработанного программного модуля с описанием и представленными тест-кейсами.</w:t>
       </w:r>
     </w:p>
     <w:p>
@@ -3037,10 +2692,10 @@
         </w:rPr>
       </w:pPr>
       <w:bookmarkStart w:id="14" w:name="__RefHeading___Toc1052_1288035551"/>
-      <w:bookmarkStart w:id="15" w:name="_Toc1587151272"/>
-      <w:bookmarkStart w:id="16" w:name="_Toc192767496"/>
-      <w:bookmarkStart w:id="17" w:name="_Toc192767460"/>
-      <w:bookmarkStart w:id="18" w:name="_Toc192767327"/>
+      <w:bookmarkStart w:id="15" w:name="_Toc192767327"/>
+      <w:bookmarkStart w:id="16" w:name="_Toc192767460"/>
+      <w:bookmarkStart w:id="17" w:name="_Toc192767496"/>
+      <w:bookmarkStart w:id="18" w:name="_Toc1587151272"/>
       <w:bookmarkEnd w:id="14"/>
       <w:r>
         <w:rPr>
@@ -3078,10 +2733,10 @@
         </w:rPr>
       </w:pPr>
       <w:bookmarkStart w:id="19" w:name="__RefHeading___Toc1054_1288035551"/>
-      <w:bookmarkStart w:id="20" w:name="_Toc821780914"/>
-      <w:bookmarkStart w:id="21" w:name="_Toc192767497"/>
-      <w:bookmarkStart w:id="22" w:name="_Toc192767461"/>
-      <w:bookmarkStart w:id="23" w:name="_Toc192767328"/>
+      <w:bookmarkStart w:id="20" w:name="_Toc192767328"/>
+      <w:bookmarkStart w:id="21" w:name="_Toc192767461"/>
+      <w:bookmarkStart w:id="22" w:name="_Toc192767497"/>
+      <w:bookmarkStart w:id="23" w:name="_Toc821780914"/>
       <w:bookmarkEnd w:id="19"/>
       <w:r>
         <w:rPr>
@@ -3165,15 +2820,7 @@
       </w:pPr>
       <w:r>
         <w:rPr/>
-        <w:t xml:space="preserve">Заказчик (сотрудник организации, </w:t>
-      </w:r>
-      <w:r>
-        <w:rPr/>
-        <w:t>который может как быть техником, так и не быть им</w:t>
-      </w:r>
-      <w:r>
-        <w:rPr/>
-        <w:t>) сообщает о неисправности техники, указывая: уникальный инвентарный номер оборудования, описание проблемы, свои ФИО, комментарий что не так с работой техники. Система автоматически фиксирует дату подачи заявки.</w:t>
+        <w:t>Заказчик (сотрудник организации, который может как быть техником, так и не быть им) сообщает о неисправности техники, указывая: уникальный инвентарный номер оборудования, описание проблемы, свои ФИО, комментарий что не так с работой техники. Система автоматически фиксирует дату подачи заявки.</w:t>
       </w:r>
     </w:p>
     <w:p>
@@ -3225,15 +2872,7 @@
       </w:pPr>
       <w:r>
         <w:rPr/>
-        <w:t xml:space="preserve">Назначенный исполнитель выполняет диагностику и ремонт оборудования. По завершении он указывает статус выполнения, дату </w:t>
-      </w:r>
-      <w:r>
-        <w:rPr/>
-        <w:t xml:space="preserve">завершения и, если это необходимо, </w:t>
-      </w:r>
-      <w:r>
-        <w:rPr/>
-        <w:t xml:space="preserve"> комментарий.</w:t>
+        <w:t>Назначенный исполнитель выполняет диагностику и ремонт оборудования. По завершении он указывает статус выполнения, дату завершения и, если это необходимо,  комментарий.</w:t>
       </w:r>
     </w:p>
     <w:p>
@@ -3284,23 +2923,7 @@
           <w:sz w:val="24"/>
           <w:szCs w:val="24"/>
         </w:rPr>
-        <w:t xml:space="preserve">ФИО </w:t>
-      </w:r>
-      <w:r>
-        <w:rPr>
-          <w:rFonts w:eastAsia="Times New Roman" w:ascii="Times New Roman" w:hAnsi="Times New Roman"/>
-          <w:sz w:val="24"/>
-          <w:szCs w:val="24"/>
-        </w:rPr>
-        <w:t>заказчика</w:t>
-      </w:r>
-      <w:r>
-        <w:rPr>
-          <w:rFonts w:eastAsia="Times New Roman" w:ascii="Times New Roman" w:hAnsi="Times New Roman"/>
-          <w:sz w:val="24"/>
-          <w:szCs w:val="24"/>
-        </w:rPr>
-        <w:t>;</w:t>
+        <w:t>ФИО заказчика;</w:t>
       </w:r>
     </w:p>
     <w:p>
@@ -3494,8 +3117,8 @@
         <w:tblLook w:val="06a0" w:noHBand="1" w:noVBand="1" w:firstColumn="1" w:lastRow="0" w:lastColumn="0" w:firstRow="1"/>
       </w:tblPr>
       <w:tblGrid>
-        <w:gridCol w:w="3044"/>
-        <w:gridCol w:w="2281"/>
+        <w:gridCol w:w="3043"/>
+        <w:gridCol w:w="2282"/>
         <w:gridCol w:w="4425"/>
       </w:tblGrid>
       <w:tr>
@@ -3504,7 +3127,7 @@
         </w:trPr>
         <w:tc>
           <w:tcPr>
-            <w:tcW w:w="3044" w:type="dxa"/>
+            <w:tcW w:w="3043" w:type="dxa"/>
             <w:tcBorders/>
           </w:tcPr>
           <w:p>
@@ -3537,7 +3160,7 @@
         </w:tc>
         <w:tc>
           <w:tcPr>
-            <w:tcW w:w="2281" w:type="dxa"/>
+            <w:tcW w:w="2282" w:type="dxa"/>
             <w:tcBorders/>
           </w:tcPr>
           <w:p>
@@ -3608,7 +3231,7 @@
         </w:trPr>
         <w:tc>
           <w:tcPr>
-            <w:tcW w:w="3044" w:type="dxa"/>
+            <w:tcW w:w="3043" w:type="dxa"/>
             <w:tcBorders/>
           </w:tcPr>
           <w:p>
@@ -3637,7 +3260,7 @@
         </w:tc>
         <w:tc>
           <w:tcPr>
-            <w:tcW w:w="2281" w:type="dxa"/>
+            <w:tcW w:w="2282" w:type="dxa"/>
             <w:tcBorders/>
           </w:tcPr>
           <w:p>
@@ -3700,7 +3323,7 @@
         </w:trPr>
         <w:tc>
           <w:tcPr>
-            <w:tcW w:w="3044" w:type="dxa"/>
+            <w:tcW w:w="3043" w:type="dxa"/>
             <w:tcBorders/>
           </w:tcPr>
           <w:p>
@@ -3729,7 +3352,7 @@
         </w:tc>
         <w:tc>
           <w:tcPr>
-            <w:tcW w:w="2281" w:type="dxa"/>
+            <w:tcW w:w="2282" w:type="dxa"/>
             <w:tcBorders/>
           </w:tcPr>
           <w:p>
@@ -3792,7 +3415,7 @@
         </w:trPr>
         <w:tc>
           <w:tcPr>
-            <w:tcW w:w="3044" w:type="dxa"/>
+            <w:tcW w:w="3043" w:type="dxa"/>
             <w:tcBorders/>
           </w:tcPr>
           <w:p>
@@ -3821,7 +3444,7 @@
         </w:tc>
         <w:tc>
           <w:tcPr>
-            <w:tcW w:w="2281" w:type="dxa"/>
+            <w:tcW w:w="2282" w:type="dxa"/>
             <w:tcBorders/>
           </w:tcPr>
           <w:p>
@@ -3884,7 +3507,7 @@
         </w:trPr>
         <w:tc>
           <w:tcPr>
-            <w:tcW w:w="3044" w:type="dxa"/>
+            <w:tcW w:w="3043" w:type="dxa"/>
             <w:tcBorders/>
           </w:tcPr>
           <w:p>
@@ -3913,7 +3536,7 @@
         </w:tc>
         <w:tc>
           <w:tcPr>
-            <w:tcW w:w="2281" w:type="dxa"/>
+            <w:tcW w:w="2282" w:type="dxa"/>
             <w:tcBorders/>
           </w:tcPr>
           <w:p>
@@ -4007,9 +3630,9 @@
         </w:rPr>
         <w:t xml:space="preserve">1.2 </w:t>
       </w:r>
-      <w:bookmarkStart w:id="26" w:name="_Toc192767498"/>
+      <w:bookmarkStart w:id="26" w:name="_Toc192767329"/>
       <w:bookmarkStart w:id="27" w:name="_Toc192767462"/>
-      <w:bookmarkStart w:id="28" w:name="_Toc192767329"/>
+      <w:bookmarkStart w:id="28" w:name="_Toc192767498"/>
       <w:r>
         <w:rPr>
           <w:rFonts w:cs="Times New Roman" w:ascii="Times New Roman" w:hAnsi="Times New Roman"/>
@@ -4413,7 +4036,6 @@
                     <a:prstGeom prst="rect">
                       <a:avLst/>
                     </a:prstGeom>
-                    <a:noFill/>
                     <a:ln w="9525">
                       <a:solidFill>
                         <a:srgbClr val="000000"/>
@@ -4516,7 +4138,6 @@
                     <a:prstGeom prst="rect">
                       <a:avLst/>
                     </a:prstGeom>
-                    <a:noFill/>
                     <a:ln w="9525">
                       <a:solidFill>
                         <a:srgbClr val="000000"/>
@@ -5046,7 +4667,6 @@
                     <a:prstGeom prst="rect">
                       <a:avLst/>
                     </a:prstGeom>
-                    <a:noFill/>
                     <a:ln w="9525">
                       <a:solidFill>
                         <a:srgbClr val="000000"/>
@@ -5439,7 +5059,6 @@
                     <a:prstGeom prst="rect">
                       <a:avLst/>
                     </a:prstGeom>
-                    <a:noFill/>
                     <a:ln w="9525">
                       <a:solidFill>
                         <a:srgbClr val="000000"/>
@@ -5491,9 +5110,9 @@
           <w:bCs/>
         </w:rPr>
       </w:pPr>
-      <w:bookmarkStart w:id="30" w:name="_Toc192767499"/>
+      <w:bookmarkStart w:id="30" w:name="_Toc192767330"/>
       <w:bookmarkStart w:id="31" w:name="_Toc192767463"/>
-      <w:bookmarkStart w:id="32" w:name="_Toc192767330"/>
+      <w:bookmarkStart w:id="32" w:name="_Toc192767499"/>
       <w:r>
         <w:rPr>
           <w:b/>
@@ -5533,9 +5152,9 @@
         </w:rPr>
         <w:t xml:space="preserve">2.1 </w:t>
       </w:r>
-      <w:bookmarkStart w:id="35" w:name="_Toc192767331"/>
+      <w:bookmarkStart w:id="35" w:name="_Toc192767464"/>
       <w:bookmarkStart w:id="36" w:name="_Toc192767500"/>
-      <w:bookmarkStart w:id="37" w:name="_Toc192767464"/>
+      <w:bookmarkStart w:id="37" w:name="_Toc192767331"/>
       <w:r>
         <w:rPr>
           <w:rFonts w:cs="Times New Roman" w:ascii="Times New Roman" w:hAnsi="Times New Roman"/>
@@ -5585,9 +5204,9 @@
         </w:rPr>
         <w:t xml:space="preserve">2.2 </w:t>
       </w:r>
-      <w:bookmarkStart w:id="40" w:name="_Toc192767501"/>
+      <w:bookmarkStart w:id="40" w:name="_Toc192767332"/>
       <w:bookmarkStart w:id="41" w:name="_Toc192767465"/>
-      <w:bookmarkStart w:id="42" w:name="_Toc192767332"/>
+      <w:bookmarkStart w:id="42" w:name="_Toc192767501"/>
       <w:r>
         <w:rPr>
           <w:rFonts w:cs="Times New Roman" w:ascii="Times New Roman" w:hAnsi="Times New Roman"/>
@@ -5668,7 +5287,7 @@
                   </pic:nvPicPr>
                   <pic:blipFill>
                     <a:blip r:embed="rId6"/>
-                    <a:srcRect l="-117" t="-177" r="-117" b="-177"/>
+                    <a:srcRect l="-116" t="-175" r="-116" b="-175"/>
                     <a:stretch>
                       <a:fillRect/>
                     </a:stretch>
@@ -5681,7 +5300,6 @@
                     <a:prstGeom prst="rect">
                       <a:avLst/>
                     </a:prstGeom>
-                    <a:noFill/>
                     <a:ln w="9525">
                       <a:solidFill>
                         <a:srgbClr val="000000"/>
@@ -5696,19 +5314,7 @@
       </w:r>
       <w:r>
         <w:rPr/>
-        <w:t xml:space="preserve">Рисунок </w:t>
-      </w:r>
-      <w:r>
-        <w:rPr/>
-        <w:t>2</w:t>
-      </w:r>
-      <w:r>
-        <w:rPr/>
-        <w:t xml:space="preserve">. — </w:t>
-      </w:r>
-      <w:r>
-        <w:rPr/>
-        <w:t>ER-диаграмма</w:t>
+        <w:t>Рисунок 2. — ER-диаграмма</w:t>
       </w:r>
     </w:p>
     <w:p>
@@ -5839,9 +5445,9 @@
         </w:rPr>
         <w:t xml:space="preserve">2.3 </w:t>
       </w:r>
-      <w:bookmarkStart w:id="45" w:name="_Toc192767502"/>
+      <w:bookmarkStart w:id="45" w:name="_Toc192767333"/>
       <w:bookmarkStart w:id="46" w:name="_Toc192767466"/>
-      <w:bookmarkStart w:id="47" w:name="_Toc192767333"/>
+      <w:bookmarkStart w:id="47" w:name="_Toc192767502"/>
       <w:r>
         <w:rPr>
           <w:rFonts w:cs="Times New Roman" w:ascii="Times New Roman" w:hAnsi="Times New Roman"/>
@@ -5864,6 +5470,27 @@
       </w:pPr>
       <w:r>
         <w:rPr/>
+      </w:r>
+    </w:p>
+    <w:p>
+      <w:pPr>
+        <w:pStyle w:val="Heading1"/>
+        <w:numPr>
+          <w:ilvl w:val="0"/>
+          <w:numId w:val="0"/>
+        </w:numPr>
+        <w:spacing w:lineRule="auto" w:line="360" w:before="240" w:after="240"/>
+        <w:ind w:hanging="0" w:left="0"/>
+        <w:rPr>
+          <w:caps/>
+          <w:sz w:val="28"/>
+        </w:rPr>
+      </w:pPr>
+      <w:r>
+        <w:rPr/>
+      </w:r>
+      <w:r>
+        <w:br w:type="page"/>
       </w:r>
     </w:p>
     <w:p>
@@ -5880,10 +5507,10 @@
         </w:rPr>
       </w:pPr>
       <w:bookmarkStart w:id="48" w:name="__RefHeading___Toc1064_1288035551"/>
-      <w:bookmarkStart w:id="49" w:name="_Toc522317531"/>
-      <w:bookmarkStart w:id="50" w:name="_Toc192767467"/>
-      <w:bookmarkStart w:id="51" w:name="_Toc192767334"/>
-      <w:bookmarkStart w:id="52" w:name="_Toc192767503"/>
+      <w:bookmarkStart w:id="49" w:name="_Toc192767503"/>
+      <w:bookmarkStart w:id="50" w:name="_Toc192767334"/>
+      <w:bookmarkStart w:id="51" w:name="_Toc192767467"/>
+      <w:bookmarkStart w:id="52" w:name="_Toc522317531"/>
       <w:bookmarkEnd w:id="48"/>
       <w:r>
         <w:rPr>
@@ -5929,9 +5556,9 @@
         </w:rPr>
         <w:t xml:space="preserve">3.1 </w:t>
       </w:r>
-      <w:bookmarkStart w:id="55" w:name="_Toc192767504"/>
+      <w:bookmarkStart w:id="55" w:name="_Toc192767335"/>
       <w:bookmarkStart w:id="56" w:name="_Toc192767468"/>
-      <w:bookmarkStart w:id="57" w:name="_Toc192767335"/>
+      <w:bookmarkStart w:id="57" w:name="_Toc192767504"/>
       <w:r>
         <w:rPr>
           <w:rFonts w:cs="Times New Roman" w:ascii="Times New Roman" w:hAnsi="Times New Roman"/>
@@ -5981,9 +5608,9 @@
         </w:rPr>
         <w:t xml:space="preserve">3.2 </w:t>
       </w:r>
-      <w:bookmarkStart w:id="60" w:name="_Toc192767505"/>
+      <w:bookmarkStart w:id="60" w:name="_Toc192767336"/>
       <w:bookmarkStart w:id="61" w:name="_Toc192767469"/>
-      <w:bookmarkStart w:id="62" w:name="_Toc192767336"/>
+      <w:bookmarkStart w:id="62" w:name="_Toc192767505"/>
       <w:r>
         <w:rPr>
           <w:rFonts w:cs="Times New Roman" w:ascii="Times New Roman" w:hAnsi="Times New Roman"/>
@@ -6022,10 +5649,10 @@
         </w:rPr>
       </w:pPr>
       <w:bookmarkStart w:id="63" w:name="__RefHeading___Toc1070_1288035551"/>
-      <w:bookmarkStart w:id="64" w:name="_Toc2029306423"/>
-      <w:bookmarkStart w:id="65" w:name="_Toc192767506"/>
-      <w:bookmarkStart w:id="66" w:name="_Toc192767470"/>
-      <w:bookmarkStart w:id="67" w:name="_Toc192767337"/>
+      <w:bookmarkStart w:id="64" w:name="_Toc192767337"/>
+      <w:bookmarkStart w:id="65" w:name="_Toc192767470"/>
+      <w:bookmarkStart w:id="66" w:name="_Toc192767506"/>
+      <w:bookmarkStart w:id="67" w:name="_Toc2029306423"/>
       <w:bookmarkEnd w:id="63"/>
       <w:r>
         <w:rPr>
@@ -6064,9 +5691,9 @@
         </w:rPr>
         <w:t xml:space="preserve">4.1 </w:t>
       </w:r>
-      <w:bookmarkStart w:id="70" w:name="_Toc192767338"/>
+      <w:bookmarkStart w:id="70" w:name="_Toc192767471"/>
       <w:bookmarkStart w:id="71" w:name="_Toc192767507"/>
-      <w:bookmarkStart w:id="72" w:name="_Toc192767471"/>
+      <w:bookmarkStart w:id="72" w:name="_Toc192767338"/>
       <w:r>
         <w:rPr>
           <w:rFonts w:cs="Times New Roman" w:ascii="Times New Roman" w:hAnsi="Times New Roman"/>
@@ -6118,9 +5745,9 @@
         </w:rPr>
         <w:t xml:space="preserve">4.2 </w:t>
       </w:r>
-      <w:bookmarkStart w:id="75" w:name="_Toc192767508"/>
+      <w:bookmarkStart w:id="75" w:name="_Toc192767339"/>
       <w:bookmarkStart w:id="76" w:name="_Toc192767472"/>
-      <w:bookmarkStart w:id="77" w:name="_Toc192767339"/>
+      <w:bookmarkStart w:id="77" w:name="_Toc192767508"/>
       <w:r>
         <w:rPr>
           <w:rFonts w:cs="Times New Roman" w:ascii="Times New Roman" w:hAnsi="Times New Roman"/>
@@ -6143,6 +5770,21 @@
       </w:pPr>
       <w:r>
         <w:rPr/>
+      </w:r>
+    </w:p>
+    <w:p>
+      <w:pPr>
+        <w:pStyle w:val="Normal"/>
+        <w:spacing w:lineRule="auto" w:line="360"/>
+        <w:ind w:firstLine="709"/>
+        <w:jc w:val="both"/>
+        <w:rPr/>
+      </w:pPr>
+      <w:r>
+        <w:rPr/>
+      </w:r>
+      <w:r>
+        <w:br w:type="page"/>
       </w:r>
     </w:p>
     <w:p>
@@ -6159,10 +5801,10 @@
         </w:rPr>
       </w:pPr>
       <w:bookmarkStart w:id="78" w:name="__RefHeading___Toc1076_1288035551"/>
-      <w:bookmarkStart w:id="79" w:name="_Toc710051062"/>
-      <w:bookmarkStart w:id="80" w:name="_Toc192767509"/>
-      <w:bookmarkStart w:id="81" w:name="_Toc192767473"/>
-      <w:bookmarkStart w:id="82" w:name="_Toc192767340"/>
+      <w:bookmarkStart w:id="79" w:name="_Toc192767340"/>
+      <w:bookmarkStart w:id="80" w:name="_Toc192767473"/>
+      <w:bookmarkStart w:id="81" w:name="_Toc192767509"/>
+      <w:bookmarkStart w:id="82" w:name="_Toc710051062"/>
       <w:bookmarkEnd w:id="78"/>
       <w:r>
         <w:rPr>
@@ -6186,6 +5828,279 @@
       </w:pPr>
       <w:r>
         <w:rPr/>
+        <w:t xml:space="preserve">В ходе выполнения курсовой работы по МДК 01.01 «Разработка модулей программного обеспечения для компьютерных систем» была успешно решена задача </w:t>
+      </w:r>
+      <w:r>
+        <w:rPr/>
+        <w:t>р</w:t>
+      </w:r>
+      <w:r>
+        <w:rPr/>
+        <w:t>азработк</w:t>
+      </w:r>
+      <w:r>
+        <w:rPr/>
+        <w:t>и</w:t>
+      </w:r>
+      <w:r>
+        <w:rPr/>
+        <w:t xml:space="preserve"> приложения для учета заявок по неисправностям техники в ГБУЗ РХ «АМКБ».</w:t>
+      </w:r>
+    </w:p>
+    <w:p>
+      <w:pPr>
+        <w:pStyle w:val="Normal"/>
+        <w:spacing w:lineRule="auto" w:line="360"/>
+        <w:ind w:firstLine="709"/>
+        <w:jc w:val="both"/>
+        <w:rPr/>
+      </w:pPr>
+      <w:r>
+        <w:rPr/>
+        <w:t>Были решены следующие задачи</w:t>
+      </w:r>
+      <w:r>
+        <w:rPr/>
+        <w:t>:</w:t>
+      </w:r>
+    </w:p>
+    <w:p>
+      <w:pPr>
+        <w:pStyle w:val="Normal"/>
+        <w:numPr>
+          <w:ilvl w:val="0"/>
+          <w:numId w:val="10"/>
+        </w:numPr>
+        <w:spacing w:lineRule="auto" w:line="360"/>
+        <w:jc w:val="both"/>
+        <w:rPr>
+          <w:rFonts w:ascii="Times New Roman" w:hAnsi="Times New Roman" w:eastAsia="Times New Roman" w:cs="Times New Roman"/>
+          <w:color w:val="auto"/>
+          <w:kern w:val="0"/>
+          <w:sz w:val="24"/>
+          <w:szCs w:val="24"/>
+          <w:lang w:val="ru-RU" w:eastAsia="zh-CN" w:bidi="ar-SA"/>
+        </w:rPr>
+      </w:pPr>
+      <w:r>
+        <w:rPr>
+          <w:rFonts w:eastAsia="Times New Roman" w:cs="Times New Roman"/>
+          <w:color w:val="auto"/>
+          <w:kern w:val="0"/>
+          <w:sz w:val="24"/>
+          <w:szCs w:val="24"/>
+          <w:lang w:val="ru-RU" w:eastAsia="zh-CN" w:bidi="ar-SA"/>
+        </w:rPr>
+        <w:t>Изучена предметная область и проанализированы существующие решения по учёту технических неисправностей;</w:t>
+      </w:r>
+    </w:p>
+    <w:p>
+      <w:pPr>
+        <w:pStyle w:val="Normal"/>
+        <w:numPr>
+          <w:ilvl w:val="0"/>
+          <w:numId w:val="10"/>
+        </w:numPr>
+        <w:spacing w:lineRule="auto" w:line="360"/>
+        <w:jc w:val="both"/>
+        <w:rPr>
+          <w:rFonts w:ascii="Times New Roman" w:hAnsi="Times New Roman" w:eastAsia="Times New Roman" w:cs="Times New Roman"/>
+          <w:color w:val="auto"/>
+          <w:kern w:val="0"/>
+          <w:sz w:val="24"/>
+          <w:szCs w:val="24"/>
+          <w:lang w:val="ru-RU" w:eastAsia="zh-CN" w:bidi="ar-SA"/>
+        </w:rPr>
+      </w:pPr>
+      <w:r>
+        <w:rPr>
+          <w:rFonts w:eastAsia="Times New Roman" w:cs="Times New Roman"/>
+          <w:color w:val="auto"/>
+          <w:kern w:val="0"/>
+          <w:sz w:val="24"/>
+          <w:szCs w:val="24"/>
+          <w:lang w:val="ru-RU" w:eastAsia="zh-CN" w:bidi="ar-SA"/>
+        </w:rPr>
+        <w:t>Спроектирована функциональная архитектура программного средства;</w:t>
+      </w:r>
+    </w:p>
+    <w:p>
+      <w:pPr>
+        <w:pStyle w:val="Normal"/>
+        <w:numPr>
+          <w:ilvl w:val="0"/>
+          <w:numId w:val="10"/>
+        </w:numPr>
+        <w:spacing w:lineRule="auto" w:line="360"/>
+        <w:jc w:val="both"/>
+        <w:rPr>
+          <w:rFonts w:ascii="Times New Roman" w:hAnsi="Times New Roman" w:eastAsia="Times New Roman" w:cs="Times New Roman"/>
+          <w:color w:val="auto"/>
+          <w:kern w:val="0"/>
+          <w:sz w:val="24"/>
+          <w:szCs w:val="24"/>
+          <w:lang w:val="ru-RU" w:eastAsia="zh-CN" w:bidi="ar-SA"/>
+        </w:rPr>
+      </w:pPr>
+      <w:r>
+        <w:rPr>
+          <w:rFonts w:eastAsia="Times New Roman" w:cs="Times New Roman"/>
+          <w:color w:val="auto"/>
+          <w:kern w:val="0"/>
+          <w:sz w:val="24"/>
+          <w:szCs w:val="24"/>
+          <w:lang w:val="ru-RU" w:eastAsia="zh-CN" w:bidi="ar-SA"/>
+        </w:rPr>
+        <w:t>Разработана структура базы данных;</w:t>
+      </w:r>
+    </w:p>
+    <w:p>
+      <w:pPr>
+        <w:pStyle w:val="Normal"/>
+        <w:numPr>
+          <w:ilvl w:val="0"/>
+          <w:numId w:val="10"/>
+        </w:numPr>
+        <w:spacing w:lineRule="auto" w:line="360"/>
+        <w:jc w:val="both"/>
+        <w:rPr>
+          <w:rFonts w:ascii="Times New Roman" w:hAnsi="Times New Roman" w:eastAsia="Times New Roman" w:cs="Times New Roman"/>
+          <w:color w:val="auto"/>
+          <w:kern w:val="0"/>
+          <w:sz w:val="24"/>
+          <w:szCs w:val="24"/>
+          <w:lang w:val="ru-RU" w:eastAsia="zh-CN" w:bidi="ar-SA"/>
+        </w:rPr>
+      </w:pPr>
+      <w:r>
+        <w:rPr>
+          <w:rFonts w:eastAsia="Times New Roman" w:cs="Times New Roman"/>
+          <w:color w:val="auto"/>
+          <w:kern w:val="0"/>
+          <w:sz w:val="24"/>
+          <w:szCs w:val="24"/>
+          <w:lang w:val="ru-RU" w:eastAsia="zh-CN" w:bidi="ar-SA"/>
+        </w:rPr>
+        <w:t>Сформирована спецификация требований к программному средству, фиксирующая функциональные и нефункциональные характеристики системы;</w:t>
+      </w:r>
+    </w:p>
+    <w:p>
+      <w:pPr>
+        <w:pStyle w:val="Normal"/>
+        <w:numPr>
+          <w:ilvl w:val="0"/>
+          <w:numId w:val="10"/>
+        </w:numPr>
+        <w:spacing w:lineRule="auto" w:line="360"/>
+        <w:jc w:val="both"/>
+        <w:rPr>
+          <w:rFonts w:ascii="Times New Roman" w:hAnsi="Times New Roman" w:eastAsia="Times New Roman" w:cs="Times New Roman"/>
+          <w:color w:val="auto"/>
+          <w:kern w:val="0"/>
+          <w:sz w:val="24"/>
+          <w:szCs w:val="24"/>
+          <w:lang w:val="ru-RU" w:eastAsia="zh-CN" w:bidi="ar-SA"/>
+        </w:rPr>
+      </w:pPr>
+      <w:r>
+        <w:rPr>
+          <w:rFonts w:eastAsia="Times New Roman" w:cs="Times New Roman"/>
+          <w:color w:val="auto"/>
+          <w:kern w:val="0"/>
+          <w:sz w:val="24"/>
+          <w:szCs w:val="24"/>
+          <w:lang w:val="ru-RU" w:eastAsia="zh-CN" w:bidi="ar-SA"/>
+        </w:rPr>
+        <w:t>Реализованы объекты базы данных и основной функционал приложения;</w:t>
+      </w:r>
+    </w:p>
+    <w:p>
+      <w:pPr>
+        <w:pStyle w:val="Normal"/>
+        <w:numPr>
+          <w:ilvl w:val="0"/>
+          <w:numId w:val="10"/>
+        </w:numPr>
+        <w:spacing w:lineRule="auto" w:line="360"/>
+        <w:jc w:val="both"/>
+        <w:rPr>
+          <w:rFonts w:ascii="Times New Roman" w:hAnsi="Times New Roman" w:eastAsia="Times New Roman" w:cs="Times New Roman"/>
+          <w:color w:val="auto"/>
+          <w:kern w:val="0"/>
+          <w:sz w:val="24"/>
+          <w:szCs w:val="24"/>
+          <w:lang w:val="ru-RU" w:eastAsia="zh-CN" w:bidi="ar-SA"/>
+        </w:rPr>
+      </w:pPr>
+      <w:r>
+        <w:rPr>
+          <w:rFonts w:eastAsia="Times New Roman" w:cs="Times New Roman"/>
+          <w:color w:val="auto"/>
+          <w:kern w:val="0"/>
+          <w:sz w:val="24"/>
+          <w:szCs w:val="24"/>
+          <w:lang w:val="ru-RU" w:eastAsia="zh-CN" w:bidi="ar-SA"/>
+        </w:rPr>
+        <w:t>Разработаны тест-кейсы и проведено модульное тестирование;</w:t>
+      </w:r>
+    </w:p>
+    <w:p>
+      <w:pPr>
+        <w:pStyle w:val="Normal"/>
+        <w:numPr>
+          <w:ilvl w:val="0"/>
+          <w:numId w:val="10"/>
+        </w:numPr>
+        <w:spacing w:lineRule="auto" w:line="360"/>
+        <w:jc w:val="both"/>
+        <w:rPr>
+          <w:rFonts w:ascii="Times New Roman" w:hAnsi="Times New Roman" w:eastAsia="Times New Roman" w:cs="Times New Roman"/>
+          <w:color w:val="auto"/>
+          <w:kern w:val="0"/>
+          <w:sz w:val="24"/>
+          <w:szCs w:val="24"/>
+          <w:lang w:val="ru-RU" w:eastAsia="zh-CN" w:bidi="ar-SA"/>
+        </w:rPr>
+      </w:pPr>
+      <w:r>
+        <w:rPr>
+          <w:rFonts w:eastAsia="Times New Roman" w:cs="Times New Roman"/>
+          <w:color w:val="auto"/>
+          <w:kern w:val="0"/>
+          <w:sz w:val="24"/>
+          <w:szCs w:val="24"/>
+          <w:lang w:val="ru-RU" w:eastAsia="zh-CN" w:bidi="ar-SA"/>
+        </w:rPr>
+        <w:t>Обеспечена защита программного обеспечения посредством реализации механизма авторизации базы данных;</w:t>
+      </w:r>
+    </w:p>
+    <w:p>
+      <w:pPr>
+        <w:pStyle w:val="Normal"/>
+        <w:spacing w:lineRule="auto" w:line="360"/>
+        <w:ind w:firstLine="709"/>
+        <w:jc w:val="both"/>
+        <w:rPr/>
+      </w:pPr>
+      <w:r>
+        <w:rPr/>
+        <w:t>Достигнутые результаты полностью соответствуют поставленной цели — созданию и поддержке программного обеспечения для учёта заявок на исправление технических неисправностей. Разработанное приложение позволяет автоматизировать ключевые процессы, сократить время обработки заявок и повысить прозрачность взаимодействия между подразделениями ГБУЗ РХ «АМКБ».</w:t>
+      </w:r>
+    </w:p>
+    <w:p>
+      <w:pPr>
+        <w:pStyle w:val="Normal"/>
+        <w:spacing w:lineRule="auto" w:line="360"/>
+        <w:ind w:firstLine="709"/>
+        <w:jc w:val="both"/>
+        <w:rPr/>
+      </w:pPr>
+      <w:r>
+        <w:rPr/>
+        <w:t>Таким образом, курсовая работа продемонстрировала не только теоретическую подготовку, но и практические навыки в области проектирования, разработки и тестирования программного обеспечения. Полученные результаты могут служить основой для дальнейшего развития системы, включая добавление новых функциональных модулей и интеграцию с другими информационными системами учреждения.</w:t>
+      </w:r>
+      <w:r>
+        <w:br w:type="page"/>
       </w:r>
     </w:p>
     <w:p>
@@ -6202,10 +6117,10 @@
         </w:rPr>
       </w:pPr>
       <w:bookmarkStart w:id="83" w:name="__RefHeading___Toc1078_1288035551"/>
-      <w:bookmarkStart w:id="84" w:name="_Toc1067839410"/>
-      <w:bookmarkStart w:id="85" w:name="_Toc192767510"/>
-      <w:bookmarkStart w:id="86" w:name="_Toc192767474"/>
-      <w:bookmarkStart w:id="87" w:name="_Toc192767341"/>
+      <w:bookmarkStart w:id="84" w:name="_Toc192767341"/>
+      <w:bookmarkStart w:id="85" w:name="_Toc192767474"/>
+      <w:bookmarkStart w:id="86" w:name="_Toc192767510"/>
+      <w:bookmarkStart w:id="87" w:name="_Toc1067839410"/>
       <w:bookmarkEnd w:id="83"/>
       <w:r>
         <w:rPr>
@@ -6818,7 +6733,11 @@
         </w:rPr>
       </w:pPr>
       <w:r>
-        <w:rPr/>
+        <w:rPr>
+          <w:rFonts w:eastAsia="Times New Roman" w:ascii="Times New Roman" w:hAnsi="Times New Roman"/>
+          <w:sz w:val="24"/>
+          <w:szCs w:val="24"/>
+        </w:rPr>
       </w:r>
     </w:p>
     <w:p>
@@ -6835,17 +6754,31 @@
         </w:rPr>
       </w:pPr>
       <w:bookmarkStart w:id="88" w:name="__RefHeading___Toc1080_1288035551"/>
-      <w:bookmarkStart w:id="89" w:name="_Toc655720913"/>
-      <w:bookmarkStart w:id="90" w:name="_Toc192767511"/>
-      <w:bookmarkStart w:id="91" w:name="_Toc192767475"/>
-      <w:bookmarkStart w:id="92" w:name="_Toc192767342"/>
+      <w:bookmarkStart w:id="89" w:name="_Toc192767342"/>
+      <w:bookmarkStart w:id="90" w:name="_Toc192767475"/>
+      <w:bookmarkStart w:id="91" w:name="_Toc192767511"/>
+      <w:bookmarkStart w:id="92" w:name="_Toc655720913"/>
       <w:bookmarkEnd w:id="88"/>
       <w:r>
         <w:rPr>
           <w:caps/>
           <w:sz w:val="28"/>
         </w:rPr>
-        <w:t>ПРИЛОЖЕНИЕ А</w:t>
+        <w:t>П</w:t>
+      </w:r>
+      <w:r>
+        <w:rPr>
+          <w:caps/>
+          <w:sz w:val="28"/>
+        </w:rPr>
+        <w:t>риложение</w:t>
+      </w:r>
+      <w:r>
+        <w:rPr>
+          <w:caps/>
+          <w:sz w:val="28"/>
+        </w:rPr>
+        <w:t xml:space="preserve"> А</w:t>
       </w:r>
       <w:bookmarkEnd w:id="89"/>
       <w:bookmarkEnd w:id="90"/>
@@ -6854,18 +6787,43 @@
     </w:p>
     <w:p>
       <w:pPr>
-        <w:pStyle w:val="Normal"/>
+        <w:pStyle w:val="Heading2"/>
+        <w:numPr>
+          <w:ilvl w:val="1"/>
+          <w:numId w:val="7"/>
+        </w:numPr>
+        <w:ind w:hanging="0" w:left="0"/>
         <w:jc w:val="center"/>
-        <w:rPr/>
-      </w:pPr>
-      <w:r>
-        <w:rPr>
+        <w:rPr>
+          <w:rFonts w:ascii="Times New Roman" w:hAnsi="Times New Roman" w:eastAsia="Times New Roman" w:cs="Times New Roman"/>
           <w:b/>
-          <w:bCs/>
+          <w:i w:val="false"/>
+          <w:i w:val="false"/>
+          <w:iCs w:val="false"/>
+          <w:caps/>
+          <w:color w:val="auto"/>
+          <w:kern w:val="0"/>
           <w:sz w:val="28"/>
           <w:szCs w:val="28"/>
-        </w:rPr>
-        <w:t>СИСТЕМА КОНТРОЛЯ ВЕРСИЙ</w:t>
+          <w:lang w:val="ru-RU" w:eastAsia="zh-CN" w:bidi="ar-SA"/>
+        </w:rPr>
+      </w:pPr>
+      <w:bookmarkStart w:id="93" w:name="__RefHeading___Toc1846_2175425561"/>
+      <w:bookmarkEnd w:id="93"/>
+      <w:r>
+        <w:rPr>
+          <w:rFonts w:eastAsia="Times New Roman" w:cs="Times New Roman" w:ascii="Times New Roman" w:hAnsi="Times New Roman"/>
+          <w:b/>
+          <w:i w:val="false"/>
+          <w:iCs w:val="false"/>
+          <w:caps/>
+          <w:color w:val="auto"/>
+          <w:kern w:val="0"/>
+          <w:sz w:val="28"/>
+          <w:szCs w:val="28"/>
+          <w:lang w:val="ru-RU" w:eastAsia="zh-CN" w:bidi="ar-SA"/>
+        </w:rPr>
+        <w:t>Система контроля версий</w:t>
       </w:r>
     </w:p>
     <w:p>
@@ -7260,7 +7218,7 @@
 </file>
 
 <file path=word/footer1.xml><?xml version="1.0" encoding="utf-8"?>
-<w:ftr xmlns:o="urn:schemas-microsoft-com:office:office" xmlns:r="http://schemas.openxmlformats.org/officeDocument/2006/relationships" xmlns:v="urn:schemas-microsoft-com:vml" xmlns:w="http://schemas.openxmlformats.org/wordprocessingml/2006/main" xmlns:w10="urn:schemas-microsoft-com:office:word" xmlns:wp="http://schemas.openxmlformats.org/drawingml/2006/wordprocessingDrawing" xmlns:pic="http://schemas.openxmlformats.org/drawingml/2006/picture" xmlns:wps="http://schemas.microsoft.com/office/word/2010/wordprocessingShape" xmlns:wpg="http://schemas.microsoft.com/office/word/2010/wordprocessingGroup" xmlns:mc="http://schemas.openxmlformats.org/markup-compatibility/2006" xmlns:wp14="http://schemas.microsoft.com/office/word/2010/wordprocessingDrawing" xmlns:w14="http://schemas.microsoft.com/office/word/2010/wordml" xmlns:w15="http://schemas.microsoft.com/office/word/2012/wordml" mc:Ignorable="w14 wp14 w15">
+<w:ftr xmlns:o="urn:schemas-microsoft-com:office:office" xmlns:r="http://schemas.openxmlformats.org/officeDocument/2006/relationships" xmlns:v="urn:schemas-microsoft-com:vml" xmlns:w="http://schemas.openxmlformats.org/wordprocessingml/2006/main" xmlns:w10="urn:schemas-microsoft-com:office:word" xmlns:wp="http://schemas.openxmlformats.org/drawingml/2006/wordprocessingDrawing" xmlns:wps="http://schemas.microsoft.com/office/word/2010/wordprocessingShape" xmlns:wpg="http://schemas.microsoft.com/office/word/2010/wordprocessingGroup" xmlns:mc="http://schemas.openxmlformats.org/markup-compatibility/2006" xmlns:wp14="http://schemas.microsoft.com/office/word/2010/wordprocessingDrawing" xmlns:w14="http://schemas.microsoft.com/office/word/2010/wordml" xmlns:w15="http://schemas.microsoft.com/office/word/2012/wordml" mc:Ignorable="w14 wp14 w15">
   <w:p>
     <w:pPr>
       <w:pStyle w:val="Footer"/>
@@ -7274,7 +7232,7 @@
 </file>
 
 <file path=word/footer2.xml><?xml version="1.0" encoding="utf-8"?>
-<w:ftr xmlns:o="urn:schemas-microsoft-com:office:office" xmlns:r="http://schemas.openxmlformats.org/officeDocument/2006/relationships" xmlns:v="urn:schemas-microsoft-com:vml" xmlns:w="http://schemas.openxmlformats.org/wordprocessingml/2006/main" xmlns:w10="urn:schemas-microsoft-com:office:word" xmlns:wp="http://schemas.openxmlformats.org/drawingml/2006/wordprocessingDrawing" xmlns:pic="http://schemas.openxmlformats.org/drawingml/2006/picture" xmlns:wps="http://schemas.microsoft.com/office/word/2010/wordprocessingShape" xmlns:wpg="http://schemas.microsoft.com/office/word/2010/wordprocessingGroup" xmlns:mc="http://schemas.openxmlformats.org/markup-compatibility/2006" xmlns:wp14="http://schemas.microsoft.com/office/word/2010/wordprocessingDrawing" xmlns:w14="http://schemas.microsoft.com/office/word/2010/wordml" xmlns:w15="http://schemas.microsoft.com/office/word/2012/wordml" mc:Ignorable="w14 wp14 w15">
+<w:ftr xmlns:o="urn:schemas-microsoft-com:office:office" xmlns:r="http://schemas.openxmlformats.org/officeDocument/2006/relationships" xmlns:v="urn:schemas-microsoft-com:vml" xmlns:w="http://schemas.openxmlformats.org/wordprocessingml/2006/main" xmlns:w10="urn:schemas-microsoft-com:office:word" xmlns:wp="http://schemas.openxmlformats.org/drawingml/2006/wordprocessingDrawing" xmlns:wps="http://schemas.microsoft.com/office/word/2010/wordprocessingShape" xmlns:wpg="http://schemas.microsoft.com/office/word/2010/wordprocessingGroup" xmlns:mc="http://schemas.openxmlformats.org/markup-compatibility/2006" xmlns:wp14="http://schemas.microsoft.com/office/word/2010/wordprocessingDrawing" xmlns:w14="http://schemas.microsoft.com/office/word/2010/wordml" xmlns:w15="http://schemas.microsoft.com/office/word/2012/wordml" mc:Ignorable="w14 wp14 w15">
   <w:p>
     <w:pPr>
       <w:pStyle w:val="Footer"/>
@@ -7295,7 +7253,7 @@
     </w:r>
     <w:r>
       <w:rPr/>
-      <w:t>17</w:t>
+      <w:t>22</w:t>
     </w:r>
     <w:r>
       <w:rPr/>
@@ -7315,7 +7273,7 @@
 </file>
 
 <file path=word/footer3.xml><?xml version="1.0" encoding="utf-8"?>
-<w:ftr xmlns:o="urn:schemas-microsoft-com:office:office" xmlns:r="http://schemas.openxmlformats.org/officeDocument/2006/relationships" xmlns:v="urn:schemas-microsoft-com:vml" xmlns:w="http://schemas.openxmlformats.org/wordprocessingml/2006/main" xmlns:w10="urn:schemas-microsoft-com:office:word" xmlns:wp="http://schemas.openxmlformats.org/drawingml/2006/wordprocessingDrawing" xmlns:pic="http://schemas.openxmlformats.org/drawingml/2006/picture" xmlns:wps="http://schemas.microsoft.com/office/word/2010/wordprocessingShape" xmlns:wpg="http://schemas.microsoft.com/office/word/2010/wordprocessingGroup" xmlns:mc="http://schemas.openxmlformats.org/markup-compatibility/2006" xmlns:wp14="http://schemas.microsoft.com/office/word/2010/wordprocessingDrawing" xmlns:w14="http://schemas.microsoft.com/office/word/2010/wordml" xmlns:w15="http://schemas.microsoft.com/office/word/2012/wordml" mc:Ignorable="w14 wp14 w15">
+<w:ftr xmlns:o="urn:schemas-microsoft-com:office:office" xmlns:r="http://schemas.openxmlformats.org/officeDocument/2006/relationships" xmlns:v="urn:schemas-microsoft-com:vml" xmlns:w="http://schemas.openxmlformats.org/wordprocessingml/2006/main" xmlns:w10="urn:schemas-microsoft-com:office:word" xmlns:wp="http://schemas.openxmlformats.org/drawingml/2006/wordprocessingDrawing" xmlns:wps="http://schemas.microsoft.com/office/word/2010/wordprocessingShape" xmlns:wpg="http://schemas.microsoft.com/office/word/2010/wordprocessingGroup" xmlns:mc="http://schemas.openxmlformats.org/markup-compatibility/2006" xmlns:wp14="http://schemas.microsoft.com/office/word/2010/wordprocessingDrawing" xmlns:w14="http://schemas.microsoft.com/office/word/2010/wordml" xmlns:w15="http://schemas.microsoft.com/office/word/2012/wordml" mc:Ignorable="w14 wp14 w15">
   <w:p>
     <w:pPr>
       <w:pStyle w:val="Footer"/>
@@ -8558,6 +8516,143 @@
     </w:lvl>
   </w:abstractNum>
   <w:abstractNum w:abstractNumId="10">
+    <w:lvl w:ilvl="0">
+      <w:start w:val="1"/>
+      <w:numFmt w:val="bullet"/>
+      <w:lvlText w:val="—"/>
+      <w:lvlJc w:val="left"/>
+      <w:pPr>
+        <w:tabs>
+          <w:tab w:val="num" w:pos="720"/>
+        </w:tabs>
+        <w:ind w:left="720" w:hanging="360"/>
+      </w:pPr>
+      <w:rPr>
+        <w:rFonts w:ascii="OpenSymbol" w:hAnsi="OpenSymbol" w:cs="OpenSymbol" w:hint="default"/>
+      </w:rPr>
+    </w:lvl>
+    <w:lvl w:ilvl="1">
+      <w:start w:val="1"/>
+      <w:numFmt w:val="bullet"/>
+      <w:lvlText w:val="◦"/>
+      <w:lvlJc w:val="left"/>
+      <w:pPr>
+        <w:tabs>
+          <w:tab w:val="num" w:pos="1080"/>
+        </w:tabs>
+        <w:ind w:left="1080" w:hanging="360"/>
+      </w:pPr>
+      <w:rPr>
+        <w:rFonts w:ascii="OpenSymbol" w:hAnsi="OpenSymbol" w:cs="OpenSymbol" w:hint="default"/>
+      </w:rPr>
+    </w:lvl>
+    <w:lvl w:ilvl="2">
+      <w:start w:val="1"/>
+      <w:numFmt w:val="bullet"/>
+      <w:lvlText w:val="▪"/>
+      <w:lvlJc w:val="left"/>
+      <w:pPr>
+        <w:tabs>
+          <w:tab w:val="num" w:pos="1440"/>
+        </w:tabs>
+        <w:ind w:left="1440" w:hanging="360"/>
+      </w:pPr>
+      <w:rPr>
+        <w:rFonts w:ascii="OpenSymbol" w:hAnsi="OpenSymbol" w:cs="OpenSymbol" w:hint="default"/>
+      </w:rPr>
+    </w:lvl>
+    <w:lvl w:ilvl="3">
+      <w:start w:val="1"/>
+      <w:numFmt w:val="bullet"/>
+      <w:lvlText w:val=""/>
+      <w:lvlJc w:val="left"/>
+      <w:pPr>
+        <w:tabs>
+          <w:tab w:val="num" w:pos="1800"/>
+        </w:tabs>
+        <w:ind w:left="1800" w:hanging="360"/>
+      </w:pPr>
+      <w:rPr>
+        <w:rFonts w:ascii="Symbol" w:hAnsi="Symbol" w:cs="Symbol" w:hint="default"/>
+      </w:rPr>
+    </w:lvl>
+    <w:lvl w:ilvl="4">
+      <w:start w:val="1"/>
+      <w:numFmt w:val="bullet"/>
+      <w:lvlText w:val="◦"/>
+      <w:lvlJc w:val="left"/>
+      <w:pPr>
+        <w:tabs>
+          <w:tab w:val="num" w:pos="2160"/>
+        </w:tabs>
+        <w:ind w:left="2160" w:hanging="360"/>
+      </w:pPr>
+      <w:rPr>
+        <w:rFonts w:ascii="OpenSymbol" w:hAnsi="OpenSymbol" w:cs="OpenSymbol" w:hint="default"/>
+      </w:rPr>
+    </w:lvl>
+    <w:lvl w:ilvl="5">
+      <w:start w:val="1"/>
+      <w:numFmt w:val="bullet"/>
+      <w:lvlText w:val="▪"/>
+      <w:lvlJc w:val="left"/>
+      <w:pPr>
+        <w:tabs>
+          <w:tab w:val="num" w:pos="2520"/>
+        </w:tabs>
+        <w:ind w:left="2520" w:hanging="360"/>
+      </w:pPr>
+      <w:rPr>
+        <w:rFonts w:ascii="OpenSymbol" w:hAnsi="OpenSymbol" w:cs="OpenSymbol" w:hint="default"/>
+      </w:rPr>
+    </w:lvl>
+    <w:lvl w:ilvl="6">
+      <w:start w:val="1"/>
+      <w:numFmt w:val="bullet"/>
+      <w:lvlText w:val=""/>
+      <w:lvlJc w:val="left"/>
+      <w:pPr>
+        <w:tabs>
+          <w:tab w:val="num" w:pos="2880"/>
+        </w:tabs>
+        <w:ind w:left="2880" w:hanging="360"/>
+      </w:pPr>
+      <w:rPr>
+        <w:rFonts w:ascii="Symbol" w:hAnsi="Symbol" w:cs="Symbol" w:hint="default"/>
+      </w:rPr>
+    </w:lvl>
+    <w:lvl w:ilvl="7">
+      <w:start w:val="1"/>
+      <w:numFmt w:val="bullet"/>
+      <w:lvlText w:val="◦"/>
+      <w:lvlJc w:val="left"/>
+      <w:pPr>
+        <w:tabs>
+          <w:tab w:val="num" w:pos="3240"/>
+        </w:tabs>
+        <w:ind w:left="3240" w:hanging="360"/>
+      </w:pPr>
+      <w:rPr>
+        <w:rFonts w:ascii="OpenSymbol" w:hAnsi="OpenSymbol" w:cs="OpenSymbol" w:hint="default"/>
+      </w:rPr>
+    </w:lvl>
+    <w:lvl w:ilvl="8">
+      <w:start w:val="1"/>
+      <w:numFmt w:val="bullet"/>
+      <w:lvlText w:val="▪"/>
+      <w:lvlJc w:val="left"/>
+      <w:pPr>
+        <w:tabs>
+          <w:tab w:val="num" w:pos="3600"/>
+        </w:tabs>
+        <w:ind w:left="3600" w:hanging="360"/>
+      </w:pPr>
+      <w:rPr>
+        <w:rFonts w:ascii="OpenSymbol" w:hAnsi="OpenSymbol" w:cs="OpenSymbol" w:hint="default"/>
+      </w:rPr>
+    </w:lvl>
+  </w:abstractNum>
+  <w:abstractNum w:abstractNumId="11">
     <w:lvl w:ilvl="0">
       <w:start w:val="1"/>
       <w:numFmt w:val="none"/>
@@ -8705,6 +8800,9 @@
   </w:num>
   <w:num w:numId="10">
     <w:abstractNumId w:val="10"/>
+  </w:num>
+  <w:num w:numId="11">
+    <w:abstractNumId w:val="11"/>
   </w:num>
 </w:numbering>
 </file>
@@ -9004,7 +9102,7 @@
       <w:widowControl/>
       <w:suppressAutoHyphens w:val="true"/>
       <w:bidi w:val="0"/>
-      <w:spacing w:before="0" w:after="0"/>
+      <w:spacing w:lineRule="auto" w:line="360" w:before="0" w:after="0"/>
       <w:jc w:val="left"/>
     </w:pPr>
     <w:rPr>
@@ -9013,11 +9111,11 @@
       <w:kern w:val="0"/>
       <w:sz w:val="24"/>
       <w:szCs w:val="24"/>
-      <w:lang w:eastAsia="zh-CN" w:val="ru-RU" w:bidi="ar-SA"/>
+      <w:lang w:val="ru-RU" w:eastAsia="zh-CN" w:bidi="ar-SA"/>
     </w:rPr>
   </w:style>
   <w:style w:type="paragraph" w:styleId="Heading1">
-    <w:name w:val="heading 1"/>
+    <w:name w:val="Heading 1"/>
     <w:basedOn w:val="Normal"/>
     <w:next w:val="Normal"/>
     <w:qFormat/>
@@ -9041,7 +9139,7 @@
     </w:rPr>
   </w:style>
   <w:style w:type="paragraph" w:styleId="Heading2">
-    <w:name w:val="heading 2"/>
+    <w:name w:val="Heading 2"/>
     <w:basedOn w:val="Normal"/>
     <w:next w:val="Normal"/>
     <w:qFormat/>
@@ -9067,7 +9165,7 @@
     </w:rPr>
   </w:style>
   <w:style w:type="paragraph" w:styleId="Heading3">
-    <w:name w:val="heading 3"/>
+    <w:name w:val="Heading 3"/>
     <w:basedOn w:val="Normal"/>
     <w:next w:val="Normal"/>
     <w:qFormat/>
@@ -9088,7 +9186,7 @@
     </w:rPr>
   </w:style>
   <w:style w:type="paragraph" w:styleId="Heading4">
-    <w:name w:val="heading 4"/>
+    <w:name w:val="Heading 4"/>
     <w:basedOn w:val="Normal"/>
     <w:next w:val="Normal"/>
     <w:qFormat/>
@@ -9112,7 +9210,7 @@
     </w:rPr>
   </w:style>
   <w:style w:type="paragraph" w:styleId="Heading5">
-    <w:name w:val="heading 5"/>
+    <w:name w:val="Heading 5"/>
     <w:basedOn w:val="Normal"/>
     <w:next w:val="Normal"/>
     <w:qFormat/>
@@ -9136,7 +9234,7 @@
     </w:rPr>
   </w:style>
   <w:style w:type="paragraph" w:styleId="Heading6">
-    <w:name w:val="heading 6"/>
+    <w:name w:val="Heading 6"/>
     <w:basedOn w:val="Normal"/>
     <w:next w:val="Normal"/>
     <w:qFormat/>
@@ -9787,9 +9885,10 @@
     <w:qFormat/>
     <w:rPr/>
   </w:style>
-  <w:style w:type="character" w:styleId="PageNumber">
+  <w:style w:type="character" w:styleId="Pagenumber">
     <w:name w:val="page number"/>
     <w:basedOn w:val="DefaultParagraphFont"/>
+    <w:qFormat/>
     <w:rPr/>
   </w:style>
   <w:style w:type="character" w:styleId="Style8" w:customStyle="1">
@@ -9809,7 +9908,7 @@
       <w:szCs w:val="24"/>
     </w:rPr>
   </w:style>
-  <w:style w:type="character" w:styleId="apple-converted-space" w:customStyle="1">
+  <w:style w:type="character" w:styleId="Apple-converted-space" w:customStyle="1">
     <w:name w:val="apple-converted-space"/>
     <w:basedOn w:val="DefaultParagraphFont"/>
     <w:qFormat/>
@@ -9871,7 +9970,14 @@
     <w:qFormat/>
     <w:rPr/>
   </w:style>
-  <w:style w:type="paragraph" w:styleId="Style14" w:customStyle="1">
+  <w:style w:type="character" w:styleId="Style14">
+    <w:name w:val="Маркеры"/>
+    <w:qFormat/>
+    <w:rPr>
+      <w:rFonts w:ascii="OpenSymbol" w:hAnsi="OpenSymbol" w:eastAsia="OpenSymbol" w:cs="OpenSymbol"/>
+    </w:rPr>
+  </w:style>
+  <w:style w:type="paragraph" w:styleId="Style15" w:customStyle="1">
     <w:name w:val="Заголовок"/>
     <w:basedOn w:val="Normal"/>
     <w:next w:val="BodyText"/>
@@ -9903,7 +10009,7 @@
     </w:rPr>
   </w:style>
   <w:style w:type="paragraph" w:styleId="Caption">
-    <w:name w:val="caption"/>
+    <w:name w:val="Caption"/>
     <w:basedOn w:val="Normal"/>
     <w:qFormat/>
     <w:pPr>
@@ -9913,9 +10019,12 @@
     <w:rPr>
       <w:rFonts w:cs="Droid Sans Devanagari"/>
       <w:i/>
+      <w:iCs/>
+      <w:sz w:val="24"/>
+      <w:szCs w:val="24"/>
     </w:rPr>
   </w:style>
-  <w:style w:type="paragraph" w:styleId="Style15" w:customStyle="1">
+  <w:style w:type="paragraph" w:styleId="Style16" w:customStyle="1">
     <w:name w:val="Указатель"/>
     <w:basedOn w:val="Normal"/>
     <w:qFormat/>
@@ -9924,6 +10033,19 @@
     </w:pPr>
     <w:rPr>
       <w:rFonts w:cs="Unifont"/>
+    </w:rPr>
+  </w:style>
+  <w:style w:type="paragraph" w:styleId="Caption1">
+    <w:name w:val="caption1"/>
+    <w:basedOn w:val="Normal"/>
+    <w:qFormat/>
+    <w:pPr>
+      <w:suppressLineNumbers/>
+      <w:spacing w:before="120" w:after="120"/>
+    </w:pPr>
+    <w:rPr>
+      <w:rFonts w:cs="Droid Sans Devanagari"/>
+      <w:i/>
     </w:rPr>
   </w:style>
   <w:style w:type="paragraph" w:styleId="Title">
@@ -9941,9 +10063,10 @@
       <w:szCs w:val="28"/>
     </w:rPr>
   </w:style>
-  <w:style w:type="paragraph" w:styleId="IndexHeading">
-    <w:name w:val="index heading"/>
-    <w:basedOn w:val="Style14"/>
+  <w:style w:type="paragraph" w:styleId="Indexheading1">
+    <w:name w:val="index heading1"/>
+    <w:basedOn w:val="Style15"/>
+    <w:qFormat/>
     <w:pPr/>
     <w:rPr/>
   </w:style>
@@ -10033,29 +10156,15 @@
       <w:lang w:eastAsia="ru-RU"/>
     </w:rPr>
   </w:style>
-  <w:style w:type="paragraph" w:styleId="Style16" w:customStyle="1">
+  <w:style w:type="paragraph" w:styleId="Style17" w:customStyle="1">
     <w:name w:val="Колонтитул"/>
     <w:basedOn w:val="Normal"/>
     <w:qFormat/>
-    <w:pPr>
-      <w:suppressLineNumbers/>
-      <w:tabs>
-        <w:tab w:val="clear" w:pos="708"/>
-        <w:tab w:val="center" w:pos="4819" w:leader="none"/>
-        <w:tab w:val="right" w:pos="9638" w:leader="none"/>
-      </w:tabs>
-    </w:pPr>
-    <w:rPr/>
-  </w:style>
-  <w:style w:type="paragraph" w:styleId="HeaderandFooter" w:customStyle="1">
-    <w:name w:val="Header and Footer"/>
-    <w:basedOn w:val="Normal"/>
-    <w:qFormat/>
     <w:pPr/>
     <w:rPr/>
   </w:style>
   <w:style w:type="paragraph" w:styleId="Footer">
-    <w:name w:val="footer"/>
+    <w:name w:val="Footer"/>
     <w:basedOn w:val="Normal"/>
     <w:pPr>
       <w:tabs>
@@ -10077,7 +10186,7 @@
     <w:rPr/>
   </w:style>
   <w:style w:type="paragraph" w:styleId="Header">
-    <w:name w:val="header"/>
+    <w:name w:val="Header"/>
     <w:basedOn w:val="Normal"/>
     <w:pPr>
       <w:tabs>
@@ -10119,7 +10228,7 @@
       <w:szCs w:val="20"/>
     </w:rPr>
   </w:style>
-  <w:style w:type="paragraph" w:styleId="Style17" w:customStyle="1">
+  <w:style w:type="paragraph" w:styleId="Style18" w:customStyle="1">
     <w:name w:val="Таблицы (моноширинный)"/>
     <w:basedOn w:val="Normal"/>
     <w:next w:val="Normal"/>
@@ -10144,7 +10253,7 @@
       <w:szCs w:val="20"/>
     </w:rPr>
   </w:style>
-  <w:style w:type="paragraph" w:styleId="annotationsubject">
+  <w:style w:type="paragraph" w:styleId="Annotationsubject">
     <w:name w:val="annotation subject"/>
     <w:basedOn w:val="17"/>
     <w:next w:val="17"/>
@@ -10165,8 +10274,8 @@
       <w:szCs w:val="18"/>
     </w:rPr>
   </w:style>
-  <w:style w:type="paragraph" w:styleId="user" w:customStyle="1">
-    <w:name w:val="Содержимое таблицы (user)"/>
+  <w:style w:type="paragraph" w:styleId="Style19" w:customStyle="1">
+    <w:name w:val="Содержимое таблицы"/>
     <w:basedOn w:val="Normal"/>
     <w:qFormat/>
     <w:pPr>
@@ -10175,9 +10284,9 @@
     </w:pPr>
     <w:rPr/>
   </w:style>
-  <w:style w:type="paragraph" w:styleId="user1" w:customStyle="1">
-    <w:name w:val="Заголовок таблицы (user)"/>
-    <w:basedOn w:val="user"/>
+  <w:style w:type="paragraph" w:styleId="Style20" w:customStyle="1">
+    <w:name w:val="Заголовок таблицы"/>
+    <w:basedOn w:val="Style19"/>
     <w:qFormat/>
     <w:pPr>
       <w:jc w:val="center"/>
@@ -10186,10 +10295,16 @@
       <w:b/>
     </w:rPr>
   </w:style>
-  <w:style w:type="paragraph" w:styleId="user2" w:customStyle="1">
-    <w:name w:val="Содержимое врезки (user)"/>
+  <w:style w:type="paragraph" w:styleId="Style21" w:customStyle="1">
+    <w:name w:val="Содержимое врезки"/>
     <w:basedOn w:val="Normal"/>
     <w:qFormat/>
+    <w:pPr/>
+    <w:rPr/>
+  </w:style>
+  <w:style w:type="paragraph" w:styleId="IndexHeading">
+    <w:name w:val="Index Heading"/>
+    <w:basedOn w:val="Style15"/>
     <w:pPr/>
     <w:rPr/>
   </w:style>
@@ -10218,14 +10333,16 @@
     </w:rPr>
   </w:style>
   <w:style w:type="paragraph" w:styleId="TOC1">
-    <w:name w:val="toc 1"/>
+    <w:name w:val="TOC 1"/>
     <w:basedOn w:val="Normal"/>
     <w:next w:val="Normal"/>
-    <w:pPr/>
+    <w:pPr>
+      <w:spacing w:lineRule="auto" w:line="360"/>
+    </w:pPr>
     <w:rPr/>
   </w:style>
   <w:style w:type="paragraph" w:styleId="TOC2">
-    <w:name w:val="toc 2"/>
+    <w:name w:val="TOC 2"/>
     <w:basedOn w:val="Normal"/>
     <w:next w:val="Normal"/>
     <w:pPr>
@@ -10233,7 +10350,7 @@
     </w:pPr>
     <w:rPr/>
   </w:style>
-  <w:style w:type="numbering" w:styleId="Style18" w:customStyle="1">
+  <w:style w:type="numbering" w:styleId="Style22" w:customStyle="1">
     <w:name w:val="Без списка"/>
     <w:qFormat/>
   </w:style>
